--- a/example_articles/countries/Puerto Rico/1.countries_Puerto Rico_New_York_Times.docx
+++ b/example_articles/countries/Puerto Rico/1.countries_Puerto Rico_New_York_Times.docx
@@ -27,17 +27,17 @@
     </w:p>
     <w:p>
       <w:r>
-        <w:t>Source File: NYT/49.DOCX</w:t>
+        <w:t>Source file: NYT/49.DOCX</w:t>
       </w:r>
     </w:p>
     <w:p>
       <w:r>
-        <w:t>Raw locations result: ['Puerto Rico']</w:t>
+        <w:t>Raw locations result, 'locations': ['Puerto Rico']</w:t>
       </w:r>
     </w:p>
     <w:p>
       <w:r>
-        <w:t>countries_stand_flat (Standardized): Puerto Rico</w:t>
+        <w:t>Standardized locations result, 'countries_stand_flat': Puerto Rico</w:t>
       </w:r>
     </w:p>
     <w:p>

--- a/example_articles/countries/Puerto Rico/1.countries_Puerto Rico_New_York_Times.docx
+++ b/example_articles/countries/Puerto Rico/1.countries_Puerto Rico_New_York_Times.docx
@@ -7,7 +7,7 @@
         <w:pStyle w:val="Heading1"/>
       </w:pPr>
       <w:r>
-        <w:t>Wind-Carved Land Of Strong Wine And Difficult Love</w:t>
+        <w:t>Talk of a Puerto Rico Town: Buried Treasure, No Kidding</w:t>
       </w:r>
     </w:p>
     <w:p>
@@ -17,17 +17,17 @@
     </w:p>
     <w:p>
       <w:r>
-        <w:t>Date: 2006-07-02</w:t>
+        <w:t>Date: 1990-04-18</w:t>
       </w:r>
     </w:p>
     <w:p>
       <w:r>
-        <w:t>Section: Section 5; Column 1; Travel Desk; Pg. 7; NEXT STOP: SALTA, ARGENTINA</w:t>
+        <w:t>Section: Section A; Page 1, Column 5; National Desk</w:t>
       </w:r>
     </w:p>
     <w:p>
       <w:r>
-        <w:t>Source file: NYT/49.DOCX</w:t>
+        <w:t>Source file: NYT/47.DOCX</w:t>
       </w:r>
     </w:p>
     <w:p>
@@ -49,83 +49,81 @@
     </w:p>
     <w:p>
       <w:r>
-        <w:t>MENTION Salta to an Argentine, and the response is often the following: ''Ah, Salta the Beautiful.'' That this northern province isn't better known to the rest of the world is an injustice. The road south from the province's eponymous capital to Cafayate, home to a cluster of vineyards, boasts breathtaking scenery, with cliffs of many hues shaped by water and wind. With the addition of tasty food, a rich musical tradition and powerful wines, the place should not be missed.</w:t>
+        <w:t>Most of the millions are still missing, sending F.B.I. agents scrambling for leads from villagers who won't admit to knowing very much about the buried treasure of Vega Baja.</w:t>
         <w:br/>
-        <w:t xml:space="preserve">  The city of Salta used to be known only for its colonial charms, like the late-19th-century cathedral whose pink and custard- facade looks down on the orange trees that line Ninth of July Plaza. But modern Salta has carved out a place as the leading city of Argentina's northwest, displacing nearby San Miguel de Tucuman.</w:t>
+        <w:t>But it's the talk of the town in this seaside village, where Federal agents say at least 10 hefty plastic drums stuffed with as much as $20 million in cash were dug up by local residents about three weeks ago, fueling an Easter season spending spree by giddily nouveau riche villagers, who began plunking down bricks of greenbacks to buy houses, cars and adult toys of the consumer age.</w:t>
         <w:br/>
-        <w:t>Sitting under an umbrella on Balcarce, a street brimming with snazzy cafes and night spots, a local agronomic engineer, Lucas Norris, talked one midmorning in May about how the city and the province have grown. ''The whole area around Balcarce is new, just about five years old,'' he said while sipping strong coffee and fresh orange juice. ''Before, it was half-abandoned, without places like this.''</w:t>
+        <w:t>The conspicuous consumption did not take long to attract attention in a town of narrow streets, thin wallets and prying eyes.</w:t>
         <w:br/>
-        <w:t xml:space="preserve">  Mr. Norris gave much of the credit to Juan Carlos Romero, the province's governor since 1995. Mr. Romero's government paved the road to Cafayate and much of the route to Cachi -- where, Mr. Norris said, the views from high in the mountains are even more stunning. Governor Romero has been negotiating with airlines for flights into the city and has helped to get hotels built.</w:t>
+        <w:t xml:space="preserve"> </w:t>
         <w:br/>
-        <w:t xml:space="preserve">  Marcelo Cordova, whose family owns the Vasija Secreta winery in Cafayate, said that Salta used to be a backwater, and less secure for tourists. ''When I went to Cordoba to study, I was thinking, 'How boring Salta is,' '' he said, his mirrored sunglasses reflecting almost as much light as his new Mini parked a few feet away. ''Now, it has everything.''</w:t>
+        <w:t>'They Just Began Spending'</w:t>
         <w:br/>
-        <w:t xml:space="preserve">  The new Salta is on show at innovative restaurants like Jose Balcarce, where you can try Lalo Angelina's modern takes on northern staples, including supple llama carpaccio and beef tenderloin in a creamy sauce enriched with quinoa. Salta's new restaurants and bars would give any big city's night life a run for its money, but the city's more traditional spots offer an entirely different -- and more distinctive -- experience.</w:t>
+        <w:t>''They weren't pros,'' said Lieut. Jose Alvarez of the local Police Department's division of drugs and narcotics, describing those who found and spent part of the buried trove. ''They just began spending and they got caught.''</w:t>
         <w:br/>
-        <w:t xml:space="preserve">  To start with, you can eat home-style favorites like oven-baked empanadas, tamales, humita (corn paste with cheese wrapped in corn leaves), locro (a stew of meat and corn kernels with chopped scallions) and mondongo (a rich tripe soup flavored with red pepper) at La Criollita. It's a modest place, but the food attracts men in business suits by the half-dozen along with older couples and working-class families.</w:t>
+        <w:t>But police officials say it seems likely that those who buried the cash under several feet of wet reddish-brown earth were anything but amateurs.</w:t>
         <w:br/>
-        <w:t xml:space="preserve">  The logical next stop is a pena folclorica, or folk tavern. The locals all have their favorites, but everyone agrees that El Boliche Balderrama is unbeatable for pure history. For 53 years, the Balderrama family has presided over a seemingly endless procession of acts in a triangular hall decorated with animal skins as well as photos and caricatures of the great names of zamba, the heartfelt local music inspired by country life. A recent night began with young men dressed as gauchos and women in frilly dresses and knickers, all dancing the zamba. Later, a succession of singing groups took the stage, ranging from a modern sextet to a troupe playing Andean music with indigenous instruments.</w:t>
+        <w:t>Lieutenant Alvarez and the United States Attorney for Puerto Rico, Daniel Lopez Romo, said in interviews that they thought the money was hidden by a drug ring that has used Puerto Rico as a shipping point for large parcels of cocaine bound for the United States from South America.</w:t>
         <w:br/>
-        <w:t xml:space="preserve">  The songs were of nostalgia and difficult love, the two great common denominators of Argentine music. The audience was mostly Argentine, too, and mostly from other provinces. But they knew the tunes; they clapped and cheered, and the women waved their napkins like handkerchiefs. The show went on all night.</w:t>
+        <w:t>The police say this strong suspicion has made the residents of Vega Baja even more wary of outsiders than usual, because they fear that the drug baron who buried the money will send gunmen in to teach a lesson to those who pinched hidden millions.</w:t>
         <w:br/>
-        <w:t xml:space="preserve">  At the back, behind the bar, sat Juan Balderrama, a round man in his 70's whom everyone calls Don Juan, with not a little deference. The clientele changes with the season, Mr. Balderrama said. There aren't many tourists from the United States, but there are plenty from South America and Europe.</w:t>
+        <w:t xml:space="preserve"> </w:t>
         <w:br/>
-        <w:t xml:space="preserve">  To Don Juan, the spread of Salta's music through tourism has been gratifying. ''I'm very happy,'' he said. ''This is our music -- Argentine, Saltena.'' He also gave credit to the authorities. ''The government has been doing a lot to increase tourism -- cleaning up and putting things in order,'' he said. ''It's not just here in the capital, but also in the interior.''</w:t>
+        <w:t>'Afraid of the Dealers'</w:t>
         <w:br/>
-        <w:t xml:space="preserve">  And what about that interior? An afternoon drive down to Cafayate, about 110 miles down Route 68 from Salta, is an unforgettable experience. The first 30 miles or so take you along a tree-lined two-lane road, passing through tranquil villages with buildings of deep red earth. Then the trees drop away, and the mountains are visible in the distance. About 30 miles later, you enter the land of dreams.</w:t>
+        <w:t>''They are afraid of the dealers,'' said Lieutenant Alvarez.</w:t>
         <w:br/>
-        <w:t xml:space="preserve">  In the Quebrada de Cafayate (Cafayate Ravine), the cliffs and crags come in every color: brick red, pale orange, yellow, white, green, slate blue and rich purple. They appear in stripes and splotches from a few feet across to the size of an entire hillside, like the palette of some celestial painter.</w:t>
+        <w:t>Mr. Lopez Romo said he would confiscate money that had not been spent if he could prove that it was earned from drug dealing or criminal activity. But he added that so far no charges had been filed against anyone, since ''finding money'' is not a crime. If the ownership of the money cannot be proved, he added, those who dug it up could can apparently claim it but would will have to pay taxes on it.</w:t>
         <w:br/>
-        <w:t xml:space="preserve">  A couple of formations have names, too. The Devil's Throat is an enormous atrium of red and lavender rock whose floor slopes upward at a sharp angle. The echoes inside are stunning, clearly repeating four or five times. At the Amphitheater, another open-topped cavern just a few seconds' drive away, you can meet Octavio Perez, a clean-shaven man of middle age who has been playing his guitar and singing there for eight years.</w:t>
+        <w:t>In a story that seems to grow more bizarre as details emerge, local officials say there appears to be a possibility that the barrels of cash are part of the ill-gained proceeds of a regional drug ring headed by a locally infamous dealer, Sonia Berrios.</w:t>
         <w:br/>
-        <w:t xml:space="preserve">  He took a break to explain the small piles of stones, some of them stacked at precarious angles, along the floor of the Amphitheater. ''People put them here to show the custom of those who were born here,'' he said. Each is a little altar to Pachamama (Mother Earth) of the sort that a farmer might place at the beginning of his land.</w:t>
+        <w:t>According to Mr. Lopez Romo, Ms. Berrios is a fugitive being sought on numerous counts of drug dealing. Some of the top people in her organization lived in the area, he said, but adding ed that it was too early to say whether they buried the cache.</w:t>
         <w:br/>
-        <w:t xml:space="preserve">  THE road continues along the valley, past dunes of fine sand glittering with mica, and ends at the junction with Route 40. There sit three wineries: Bodega El Esteco, Vasija Secreta and San Pedro de Yacochuya; Yacochuya means clear water in Quechua, a dialect of the Incas who first colonized the area over 500 years ago. El Esteco also happens to have a luxury hotel attached to it, the Patios de Cafayate of Starwood's Luxury Collection. At the spa, you can bathe in cabernet or torrontes, the aromatic local white wine.</w:t>
+        <w:t>But the United States Attorney said he had no doubt that the money was tainted. ''Hey, money isn't hatched in the earth,'' he said. ''Someone put it there. It's obvious this is dirty money.''</w:t>
         <w:br/>
-        <w:t xml:space="preserve">  The wines from Cafayate are strong and flavorful because of the area's microclimate, which can expose the grapes to a temperature difference of over 35 degrees in one day, said Fabian Mirando, an oenologist at El Esteco. Marco Etchart, whose family owns San Pedro de Yacochuya, added that Cafayate wines have an intense color, too: ''The wines of Mendoza may be more refined, but here they have luminosity and power.'' He's not kidding -- a glass of the winery's signature bottling, with 16 percent alcohol, has more kick than a shot of tequila.</w:t>
+        <w:t xml:space="preserve"> </w:t>
         <w:br/>
-        <w:t xml:space="preserve">  Wine has also been a big part of Salta's growth. Gustavo Vasvari, an agronomist at Vasija Secreta, said that ''a worldwide change in consumption'' had increased investment all across the valley. You can see the evidence in every winery: Vasija Secreta has new machines on its bottling line, as does El Esteco, where a new barrel room is waiting to be filled. The winery at San Pedro de Yacochuya, where green parrots flit around in the afternoon sun, dates from only 1999.</w:t>
+        <w:t>Bring On the Shovels</w:t>
         <w:br/>
-        <w:t xml:space="preserve">  The mountains whose water nourishes Cafayate's grapes have given birth to music, too. Jose Pintos plays a suitcase full of Andean instruments in the evenings atLas Tinajas, a restaurant close to Cafayate's main plaza. ''My parents were shepherds'' who believed that playing to the animals improved the quality of their meat, he said. ''Our grandfather played the instruments to us so we would pick up a feeling for the music,'' he added. ''The music was born from the feelings in the heart the come from contact with nature.''</w:t>
+        <w:t>Police officials will not divulge the exact location of the buried cash, but say it was an isolated farm in the hills between Vega Baja, about 25 miles from San Juan, and the neighboring town of Vega Alta.</w:t>
         <w:br/>
-        <w:t xml:space="preserve">  There are still a few herds of goats and sheep in the valley, but wine and tourism are rapidly taking over. With those industries come people like Mr. Mirando, who moved from Mendoza, Argentina's biggest wine region, four years ago. ''Socially, it's a very difficult place at the beginning,'' he said, citing the conservative bent of the town's older families. ''But the people have become accustomed to seeing new faces. Every time, it gets easier.'' </w:t>
+        <w:t>''People have dug about 20 holes looking for it,'' said Officer Luis Perez as he manned the desk in the local police station.</w:t>
         <w:br/>
+        <w:t>Angel Manuel Melendez, a local hardware store owner, said, ''People from around here are looking for it with shovels and tools, but I haven't seen a penny.''</w:t>
         <w:br/>
-        <w:t>DO YOU ZAMBA?</w:t>
+        <w:t>Lieutenant Alvarez said the current theory about the origins of the money and how it was found was that members of the drug ring buried the barrels in a carefully constructed cache, with false bottoms and wooden floors to deflect rainwater.</w:t>
         <w:br/>
+        <w:t>He said the gang extracted the money over several months, but added that word got out to a group of at least 10 villagers in the tough working-class neighborhood of La Trocha, a faded district of dented cars and knots of teen-agers and old men who squint at the asphalt with a cigarette in one hand and a sweating can of local Medalla beer in the other.</w:t>
         <w:br/>
-        <w:t>GETTING THERE</w:t>
+        <w:t>The villagers went to the site one night about three weeks ago and found a barrel still stuffed with more than $1 million in bills of $20 and $100, Lieutenant Alvarez said.</w:t>
         <w:br/>
-        <w:t xml:space="preserve">  Aerolineas Argentinas and other local carriers offer several flights daily from Buenos Aires. Economy fares cost around $200 round trip. The country code for Argentina is 54; the city code for Salta is 387, and for Cafayate 3868.</w:t>
+        <w:t xml:space="preserve"> </w:t>
         <w:br/>
+        <w:t>Toyotas, Volvos and More</w:t>
         <w:br/>
-        <w:t>WHERE TO STAY</w:t>
+        <w:t>Pleased with their luck, the villagers apparently took the money and ran. They began to buy Toyotas and Volvos, pay off years of debts and deposit wads of cash at local banks.</w:t>
         <w:br/>
-        <w:t xml:space="preserve">  Hotel Papyrus (Pasaje Luis Linares 237 in Salta; 422-7067; www.hotelpapyrus.com.ar), a nine-room gem of a boutique hotel, sits perched on the hills overlooking the city. Prices start at 240 pesos in low season (about $80, at 3.14 Argentine pesos to the dollar) and 265 pesos (or $88) in high season (July through November and Easter Week), for standard rooms with modern decor.</w:t>
+        <w:t>But Lieutenant Alvarez said the gang that buried the money probably took out more than $15 million from at least nine other barrels that were found empty at the site by agents of the Federal Bureau of Investigation.</w:t>
         <w:br/>
-        <w:t xml:space="preserve">  Patios de Cafayate Hotel and Spa (junction of Routes 40 and 68 in Cafayate; 421-747; www.starwood.com) comprises a gracious hacienda and a free-standing spa. Its 27 rooms and three suites start at $229.</w:t>
+        <w:t>Mr. Lopez Romo said: ''The question we're asking is, What is the source of the money and where is the cash?'' Mr. Lopez Romo said. ''The money we have recovered is minimal.''</w:t>
         <w:br/>
+        <w:t>Two residents acknowledged that F.B.I. agents had combed the streets, but said they knew nothing about any money, buried or otherwise. A man with a brand-new Cadillac in front of a rundown house smiled politely and said: ''I don't know anything. I'm just visiting.'' To further questions, he simply smiled.</w:t>
         <w:br/>
-        <w:t>WHERE TO EAT</w:t>
+        <w:t>Luis Oliveira, 18 years old, said F.B.I. agents ''had been ''looking high and low'' in the neighborhood. But he said he knew nothing about the missing money, though he added, that if he did he would not broadcast it.</w:t>
         <w:br/>
-        <w:t xml:space="preserve">  Jose Balcarce (corner of Mitre and Necochea in Salta; 421-1628) serves northern haute cuisine. A three-course dinner for two with a nice bottle of local wine costs about 160 pesos.</w:t>
+        <w:t>''Let me tell you,'' he said, '' if I found $2 million, you'd never know about it.''</w:t>
         <w:br/>
-        <w:t xml:space="preserve">  La Criollita (Zuviria 306, Salta; 431-7342) offers traditional delicacies, with a selection of beers or rather overpriced wines. Two people can try almost everything on the menu, with beer, for a total of 40 pesos.</w:t>
+        <w:t xml:space="preserve"> </w:t>
         <w:br/>
-        <w:t xml:space="preserve">  Las Tinajas (Mitre 25, Cafayate) serves a wide selection of meat and seafood dishes in a casual setting. Dinner for two with fine local wine and Jose Pintos's music comes to around 70 pesos.</w:t>
+        <w:t>'Be Careful of Rumors'</w:t>
         <w:br/>
+        <w:t>Such reticence did not surprise a woman in her 30's who gave her name only as Mary. She was one of several women in at the Black Angus, said to be one of the toughest late-night bars in nearby San Juan.</w:t>
         <w:br/>
-        <w:t>MUSIC</w:t>
+        <w:t>''Look, honey, if it has to do with drugs or the cops, I'd know about it,'' Mary said. After a pause, she added: ''You've got to be careful of rumors in this town. A lot of people will give you a dumb story.'' A handful of unsmiling men in gold chains looked on.</w:t>
         <w:br/>
-        <w:t xml:space="preserve">  El Boliche Balderrama (San Martin 1126, Salta; 421-1542; www.boliche-balderrama.com.ar) provides refreshment, dancing and all the music you can take. Arrive on the late side and pay about 30 pesos a person for drinks and dessert. Octavio Perez can be found in the Amphitheater, a little less than 90 miles from Salta along Route 68 to Cafayate (Octavio-anfiteatro@yahoo.com.ar). Jose Pintos's group plays at Las Tinajas and can be contacted at Yerba-altiplano@hotmail.com.</w:t>
+        <w:t>Alina Bloom, a spokeswoman for the local office of the F.B.I., said she could not comment on the buried treasure of Vega Baja. ''Our investigation is continuing,'' she said.</w:t>
         <w:br/>
-        <w:br/>
-        <w:t>WINERIES</w:t>
-        <w:br/>
-        <w:t xml:space="preserve">  San Pedro de Yacochuya (421-233; www.sanpedrodeyacochuya.com.ar) is on rural Route 2, a dirt road that branches west off Route 40. Bodega El Esteco (422-184; www.micheltorino.com.ar) is on Route 40 just south of the junction with Route 68. Vasija Secreta (421-850; www.vasijasecreta.com) is practically across Route 40 from El Esteco.</w:t>
-        <w:br/>
-        <w:br/>
-        <w:br/>
-        <w:t>http://www.nytimes.com</w:t>
+        <w:t>And then, like just about everybody else who was interviewed, she lapsed into silence.</w:t>
         <w:br/>
         <w:br/>
         <w:t>Graphic</w:t>
@@ -133,7 +131,7 @@
         <w:br/>
         <w:t xml:space="preserve"> </w:t>
         <w:br/>
-        <w:t>Photos: The wild and multicolored landscape along Route 68 between Salta and Cafayate. Dancers in traditional dress at a pena folclorica, or folk tavern. Jose Pintos, right, and Alejo Santos at Las Tinajas in Cafayate. (Photographs by Horacio Paone for The New York Times)Map of Argentina highlighting Cachi.</w:t>
+        <w:t>Map of Puerto Rico showing location of Vega Maja (pg. A20)</w:t>
       </w:r>
     </w:p>
     <w:sectPr>

--- a/example_articles/countries/Puerto Rico/1.countries_Puerto Rico_New_York_Times.docx
+++ b/example_articles/countries/Puerto Rico/1.countries_Puerto Rico_New_York_Times.docx
@@ -7,7 +7,7 @@
         <w:pStyle w:val="Heading1"/>
       </w:pPr>
       <w:r>
-        <w:t>Talk of a Puerto Rico Town: Buried Treasure, No Kidding</w:t>
+        <w:t>In Puerto Rico, Home Cooking Is Reborn as Nueva Cocina</w:t>
       </w:r>
     </w:p>
     <w:p>
@@ -17,17 +17,17 @@
     </w:p>
     <w:p>
       <w:r>
-        <w:t>Date: 1990-04-18</w:t>
+        <w:t>Date: 2000-03-08</w:t>
       </w:r>
     </w:p>
     <w:p>
       <w:r>
-        <w:t>Section: Section A; Page 1, Column 5; National Desk</w:t>
+        <w:t>Section: Section F; ; Section F; Page 1; Column 1; Dining In, Dining Out/Style Desk ; Column 1;</w:t>
       </w:r>
     </w:p>
     <w:p>
       <w:r>
-        <w:t>Source file: NYT/47.DOCX</w:t>
+        <w:t>Source file: NYT/53.DOCX</w:t>
       </w:r>
     </w:p>
     <w:p>
@@ -49,81 +49,176 @@
     </w:p>
     <w:p>
       <w:r>
-        <w:t>Most of the millions are still missing, sending F.B.I. agents scrambling for leads from villagers who won't admit to knowing very much about the buried treasure of Vega Baja.</w:t>
+        <w:t>WALKING into the Casita Blanca restaurant is like walking into a country home, one with ceiling fans, bare cement floors and live poultry -- in this case a turkey named Gabino and a rooster known as Pancho -- roaming the indoor patio.</w:t>
         <w:br/>
-        <w:t>But it's the talk of the town in this seaside village, where Federal agents say at least 10 hefty plastic drums stuffed with as much as $20 million in cash were dug up by local residents about three weeks ago, fueling an Easter season spending spree by giddily nouveau riche villagers, who began plunking down bricks of greenbacks to buy houses, cars and adult toys of the consumer age.</w:t>
+        <w:t>In this small restaurant in the working-class neighborhood of Villa Palmeras, Jesus Perez has created something that is simple yet rare: a place where you can experience the full scope of Puerto Rican cuisine, including the traditional dishes that are usually not found outside a home, even here on the island. Mr. Perez cooks the recipes he learned from his mother, Aurora Ruiz, dishes like pastelon, a sweet plantain pie with layers of string beans and ground beef that is baked like lasagna, and majarete, a creamy porridge made with rice meal, coconut milk and cinnamon.</w:t>
         <w:br/>
-        <w:t>The conspicuous consumption did not take long to attract attention in a town of narrow streets, thin wallets and prying eyes.</w:t>
+        <w:t>"I grew up in a poor house, in a slum, but every day we had a banquet," Mr. Perez said. "There was always an open pot simmering on the stove for anyone who wanted to drop in to eat."</w:t>
+        <w:br/>
+        <w:t>This is food that is complex in flavor, not spicy, never hot, but well seasoned, full bodied and like cooking nowhere else, even though the ingredients are similar to other cuisines of the Caribbean.</w:t>
+        <w:br/>
+        <w:t>But the true character of Puerto Rico's cooking remains largely a secret because it has been for the most part kept at home. Serious restaurants serving Puerto Rican food are scarce in the United States. More often, the best -- if limited -- examples of Puerto Rican food in American cities like New York is found in neighborhood fondas, lunch-counter type places like La Fonda Boricua on 106th Street and Third Avenue in East Harlem (under a sign reading Gina y George, its former name), where the food is served in big heaps.</w:t>
+        <w:br/>
+        <w:t>Some chefs explained this underrepresentation by noting that the Puerto Rican clientele are hard to please because they often find restaurant dishes lacking and expensive when compared with what is served at the family table.</w:t>
+        <w:br/>
+        <w:t>In New York, some chefs said, the nature of the Puerto Rican migration -- one of constant travel back and forth between Puerto Rico and the mainland -- makes restaurants less vital.</w:t>
+        <w:br/>
+        <w:t>"A restaurant indicates nostalgia or not being able to go to your country," said Alex Garcia, the executive chef of Calle Ocho, a pan-Latin restaurant on the Upper West Side. "And the reality is that even though there are many Puerto Ricans here, Puerto Rico is very accessible to them."</w:t>
+        <w:br/>
+        <w:t>When Puerto Ricans crave their food, they think beyond the tostones and fritters, the rice and beans, the roast pork shoulder and other staples commonly associated with their cuisine. Instead, one might think of a serenata, a salad of dried codfish and boiled root vegetables like yautia, name, malanga, green bananas and yuca, in a peppery lime vinaigrette. Or salmorejo de jueyes, sauteed crab meat with the intense taste of the island's small native crabs, which are increasingly hard to find as they lose their habitat to new development. Or pasteles, the tamale-shaped packets made up of a paste of grated plantains, pork, garbanzo beans, olives and raisins wrapped in plantain leaves.</w:t>
+        <w:br/>
+        <w:t>Mr. Garcia, who was born in Cuba but spent part of his childhood in Puerto Rico, found the restaurant business particularly difficult on the island, where he closed a restaurant after only eight months. "How do I sell an empanada for $10 if they can make it better or find it elsewhere for $2?" Mr. Garcia asked.</w:t>
+        <w:br/>
+        <w:t>But there are a few chefs who are taking Puerto Rican cuisine into high-toned restaurants. At places like Pikayo in the Condado tourist area of San Juan and Su Casa at the Hyatt Dorado Beach in Dorado, a half-hour drive east of San Juan, chefs are reinterpreting traditional recipes in the way so many other pan-Latin chefs have in recent years. They offer fusion inventions like conch egg roll, sauteed foie gras over candied plantains, and grilled veal chops served with terrine of eggplants in tamarind sauce.</w:t>
+        <w:br/>
+        <w:t>This new Puerto Rican cooking, called nueva cocina criolla, is not unlike the dishes found in Manhattan restaurants like Calle Ocho and Cuba Libre in Chelsea, except that it emphasizes Puerto Rican flavors. At Pikayo, for example, Wilo Benet, the chef and an owner, serves sushi tuna on arroz pegao, the crispy layer of rice scraped from the bottom of the cast-iron pot that some Puerto Ricans fight over at the end of the meal. It's a surprising, delicious combination.</w:t>
+        <w:br/>
+        <w:t>Like that of other Spanish-speaking Caribbean countries, Puerto Rican cuisine has its roots in Spain and in influences that can be traced to African slaves and the native Indians of the region. But the food is different, island to island, and one key difference is the mix and proportion of the herbs and spices used in stews and rice dishes.</w:t>
+        <w:br/>
+        <w:t>Cubans, for instance, are partial to cumin, and Dominicans to oregano. In Puerto Rico, the indispensable ingredients are cilantro and recao, a strong-smelling herb with long, spiky leaves found there in backyards.</w:t>
+        <w:br/>
+        <w:t>The essence of the cooking is the sofrito, a mixture of recao and cilantro leaves, small sweet chili peppers, onions, green peppers and garlic. Sauteed in corn or olive oil, it becomes the foundation for most dishes, like chicken with rice, red beans and asopao, a soupy rice stew made with chicken or shrimp.</w:t>
+        <w:br/>
+        <w:t>So vital is the sofrito in Puerto Rican kitchens that cooks -- using a blender to grind or, even better, mortar and pestle to crush the ingredients -- make it in bulk and freeze it to have it handy at any moment.</w:t>
+        <w:br/>
+        <w:t>"You mix those ingredients up and it's like magic," Mr. Perez said, bringing out a mortar whose aroma impregnated the air at his restaurant like incense.</w:t>
+        <w:br/>
+        <w:t>The other defining seasoning is adobo, a blend of salt, oregano, peppercorn and garlic, all crushed by mortar and pestle with olive oil and vinegar. So powerful is this seasoning that when applied to turkey it can make it taste like pork. In Puerto Rico, the term pavochon -- from pavo (turkey) and lechon (pig) -- has been coined for turkey seasoned and roasted like pig.</w:t>
+        <w:br/>
+        <w:t>Despite such intense flavors, Puerto Rican food is never spicy. (Puerto Ricans who want a stinging experience sprinkle their dishes with pique, a water-based hot sauce that is homemade but can also be bought at stores and some restaurants.) If anything, there is a tendency toward sweet and salty combinations that make heavy use of ripe plantains and sweet vegetables like pumpkin and sweet potato.</w:t>
+        <w:br/>
+        <w:t>Nueva cocina criolla can be traced to Alfredo Ayala, an industrial engineer who in 1979 decided to make a career out of his cooking hobby. His first restaurant, Ali Oli, opened in 1981 in a middle-class neighborhood in Carolina, next door to San Juan, with a menu rich in Puerto Rican produce and ingredients.</w:t>
+        <w:br/>
+        <w:t>Mr. Ayala, who sold Ali Oli in 1988 and is now the chef and owner of Su Casa, was heavily influenced by chefs in San Francisco, where he lived during the rage over chefs like Alice Waters and Jeremiah Tower and their emphasis on the French-style preparation of local produce.</w:t>
+        <w:br/>
+        <w:t>"They were discovering passion fruit and I'd say, I've eaten passion fruit since childhood!" Mr. Ayala said.</w:t>
+        <w:br/>
+        <w:t>In Puerto Rico, Mr. Ayala turned to homegrown ingredients for his dishes -- things like squash, arugula, mango, pineapple and swordfish caught off Puerto Rico's coast. While other restaurants offered soup with canned asparagus or mushrooms, Mr. Ayala served celery root soup. He started a revolution.</w:t>
+        <w:br/>
+        <w:t>Mr. Ayala, however, dislikes the term "new cuisine." "What's new about it?" he said. "What it has is an actualization of the cuisine, but I'm not reinventing Puerto Rican cuisine. I'm using very basic knowledge and combining it with ideas from outside Puerto Rico, but I try to maintain the basic roots pure."</w:t>
+        <w:br/>
+        <w:t>Even old standards like mofongo, a garlicky mound of mashed plantains filled with chunks of pork, shellfish and other meats, can rise to the occasion. At Pikayo, a mofongo with shrimp is $28. Asked what made his mofongo worth nearly double what most others charge, Mr. Benet answered: "Five pieces of very large shrimp."</w:t>
+        <w:br/>
+        <w:t>Mr. Benet, who worked as the chef for the governor of Puerto Rico before opening Pikayo in 1990, heightens traditional dishes by using the best ingredients possible. For his version of bistec encebollado, an onion-smothered dish usually made with tenderized top round, Mr. Benet uses beef tenderloin.</w:t>
+        <w:br/>
+        <w:t>"There are things I like to invent, but I also like to do the classics really well," he said. "My point of departure is childhood -- what did your mother feed you?"</w:t>
+        <w:br/>
+        <w:t>In my case, some of the best Puerto Rican food I have had. This year, as a millennium gift, I gave my family a calendar filled with recipes I grew up with, the traditional dishes that no one had ever bothered to write down.</w:t>
+        <w:br/>
+        <w:t>There is arroz con pollo de Dora (my mom, Dinorah E. Perez, enhances the flavor by boiling the chicken separately, then using the broth to cook the rice), and las costi llitas con berenjena de Mami Lucy, my 82-year-old aunt's country-style ribs with eggplant fricassee. In Mami Lucy's creation, the meat is as tender as the eggplant. My Titi Edda's arroz con gandules, or rice with pigeon peas, is so fluffy and flavorful it can be eaten by itself.</w:t>
+        <w:br/>
+        <w:t>Professional chefs bemoan the fact that many Puerto Ricans, my relatives included, have grown accustomed to using artificial flavors and seasonings as shortcuts to speed up cooking time. But some also note that the talent found in private kitchens is to blame for the scarcity of Puerto Rican restaurants.</w:t>
+        <w:br/>
+        <w:t>"It has nothing to do with the food," Mr. Ayala said. "It has to do with the mentality that I'd rather eat at home because my mom or my grandmother makes the best beans."</w:t>
         <w:br/>
         <w:t xml:space="preserve"> </w:t>
         <w:br/>
-        <w:t>'They Just Began Spending'</w:t>
+        <w:t>DORA'S RICE WITH CHICKEN</w:t>
         <w:br/>
-        <w:t>''They weren't pros,'' said Lieut. Jose Alvarez of the local Police Department's division of drugs and narcotics, describing those who found and spent part of the buried trove. ''They just began spending and they got caught.''</w:t>
+        <w:t>Adapted from Dinorah E. Perez</w:t>
         <w:br/>
-        <w:t>But police officials say it seems likely that those who buried the cash under several feet of wet reddish-brown earth were anything but amateurs.</w:t>
-        <w:br/>
-        <w:t>Lieutenant Alvarez and the United States Attorney for Puerto Rico, Daniel Lopez Romo, said in interviews that they thought the money was hidden by a drug ring that has used Puerto Rico as a shipping point for large parcels of cocaine bound for the United States from South America.</w:t>
-        <w:br/>
-        <w:t>The police say this strong suspicion has made the residents of Vega Baja even more wary of outsiders than usual, because they fear that the drug baron who buried the money will send gunmen in to teach a lesson to those who pinched hidden millions.</w:t>
+        <w:t>Time: 1 1/2 hours</w:t>
         <w:br/>
         <w:t xml:space="preserve"> </w:t>
         <w:br/>
-        <w:t>'Afraid of the Dealers'</w:t>
+        <w:t>8 pieces of chicken (breasts, thighs or drumsticks)</w:t>
         <w:br/>
-        <w:t>''They are afraid of the dealers,'' said Lieutenant Alvarez.</w:t>
+        <w:t>4 cups chicken stock or canned broth</w:t>
         <w:br/>
-        <w:t>Mr. Lopez Romo said he would confiscate money that had not been spent if he could prove that it was earned from drug dealing or criminal activity. But he added that so far no charges had been filed against anyone, since ''finding money'' is not a crime. If the ownership of the money cannot be proved, he added, those who dug it up could can apparently claim it but would will have to pay taxes on it.</w:t>
+        <w:t>2 small sprigs fresh cilantro</w:t>
         <w:br/>
-        <w:t>In a story that seems to grow more bizarre as details emerge, local officials say there appears to be a possibility that the barrels of cash are part of the ill-gained proceeds of a regional drug ring headed by a locally infamous dealer, Sonia Berrios.</w:t>
+        <w:t>2 medium green bell peppers, chopped</w:t>
         <w:br/>
-        <w:t>According to Mr. Lopez Romo, Ms. Berrios is a fugitive being sought on numerous counts of drug dealing. Some of the top people in her organization lived in the area, he said, but adding ed that it was too early to say whether they buried the cache.</w:t>
+        <w:t>2 small sweet chili peppers, chopped</w:t>
         <w:br/>
-        <w:t>But the United States Attorney said he had no doubt that the money was tainted. ''Hey, money isn't hatched in the earth,'' he said. ''Someone put it there. It's obvious this is dirty money.''</w:t>
+        <w:t>1 medium onion, peeled and chopped</w:t>
+        <w:br/>
+        <w:t>3 garlic cloves, peeled</w:t>
+        <w:br/>
+        <w:t>2 tablespoons corn oil</w:t>
+        <w:br/>
+        <w:t>2 ounces cured ham, diced</w:t>
+        <w:br/>
+        <w:t>1 6-ounce can tomato sauce</w:t>
+        <w:br/>
+        <w:t xml:space="preserve"> 1/2 teaspoon ( 1/2 packet) Sazon seasoning with coriander and annatto</w:t>
+        <w:br/>
+        <w:t>7 pitted green olives</w:t>
+        <w:br/>
+        <w:t>3 tablespoons capers</w:t>
+        <w:br/>
+        <w:t>Salt</w:t>
+        <w:br/>
+        <w:t>4 cups short-grain rice</w:t>
+        <w:br/>
+        <w:t>1 small jar sliced pimentos, for garnish.</w:t>
+        <w:br/>
+        <w:t>1. Trim excess fat from chicken, and reserve 1 or 2 pieces of fat. In a large saucepan, combine chicken, stock, 1 sprig cilantro and 1 bell pepper. Bring to a boil, then reduce heat to low. Cover and simmer until chicken is cooked through, about 20 minutes.</w:t>
+        <w:br/>
+        <w:t>2. To prepare sofrito: In a blender, combine remaining bell pepper, sweet chili peppers, remaining sprig of cilantro, onion and garlic cloves. Add 1 or 2 tablespoons water, and process until pureed. Set aside.</w:t>
+        <w:br/>
+        <w:t>3. Place a large cast-iron casserole over medium-high heat. Add corn oil, ham and chicken fat. Saute until ham is browned, about 2 minutes. Reduce heat to medium-low, and discard fat. Add sofrito, and stir for 1 minute. Add tomato sauce, Sazon seasoning, olives and capers. Mix well and season to taste with salt. Transfer chicken pieces to casserole; reserve broth in saucepan. Mix, turning chicken to coat it well with sauce. Transfer chicken to a large plate, and set aside.</w:t>
+        <w:br/>
+        <w:t>4. Add rice to casserole. Add just enough broth to barely cover it. Discard peppers. Bring broth to a boil, then reduce heat to low. Cover pan and cook until rice has absorbed broth, about 15 to 20 minutes. Stir mixture, and again add enough broth to just cover rice. Cover pan, and simmer until broth is absorbed, about 20 minutes more. Add any remaining broth or water until rice is soft.</w:t>
+        <w:br/>
+        <w:t>5. Place chicken pieces on top of rice in casserole, cover, and allow chicken to reheat. Place a generous portion of rice on each plate, and top with a piece of chicken. Garnish with pimento strips, and serve.</w:t>
+        <w:br/>
+        <w:t>Yield: 4 to 6 servings.</w:t>
         <w:br/>
         <w:t xml:space="preserve"> </w:t>
         <w:br/>
-        <w:t>Bring On the Shovels</w:t>
+        <w:t>BISTEC ENCEBOLLADO</w:t>
         <w:br/>
-        <w:t>Police officials will not divulge the exact location of the buried cash, but say it was an isolated farm in the hills between Vega Baja, about 25 miles from San Juan, and the neighboring town of Vega Alta.</w:t>
+        <w:t>Adapted from Wilo Benet, Pikayo restaurant, San Juan, P.R.</w:t>
         <w:br/>
-        <w:t>''People have dug about 20 holes looking for it,'' said Officer Luis Perez as he manned the desk in the local police station.</w:t>
-        <w:br/>
-        <w:t>Angel Manuel Melendez, a local hardware store owner, said, ''People from around here are looking for it with shovels and tools, but I haven't seen a penny.''</w:t>
-        <w:br/>
-        <w:t>Lieutenant Alvarez said the current theory about the origins of the money and how it was found was that members of the drug ring buried the barrels in a carefully constructed cache, with false bottoms and wooden floors to deflect rainwater.</w:t>
-        <w:br/>
-        <w:t>He said the gang extracted the money over several months, but added that word got out to a group of at least 10 villagers in the tough working-class neighborhood of La Trocha, a faded district of dented cars and knots of teen-agers and old men who squint at the asphalt with a cigarette in one hand and a sweating can of local Medalla beer in the other.</w:t>
-        <w:br/>
-        <w:t>The villagers went to the site one night about three weeks ago and found a barrel still stuffed with more than $1 million in bills of $20 and $100, Lieutenant Alvarez said.</w:t>
+        <w:t>Time: 45 minutes</w:t>
         <w:br/>
         <w:t xml:space="preserve"> </w:t>
         <w:br/>
-        <w:t>Toyotas, Volvos and More</w:t>
+        <w:t>1 teaspoon ground cumin</w:t>
         <w:br/>
-        <w:t>Pleased with their luck, the villagers apparently took the money and ran. They began to buy Toyotas and Volvos, pay off years of debts and deposit wads of cash at local banks.</w:t>
+        <w:t>1 teaspoon dried oregano</w:t>
         <w:br/>
-        <w:t>But Lieutenant Alvarez said the gang that buried the money probably took out more than $15 million from at least nine other barrels that were found empty at the site by agents of the Federal Bureau of Investigation.</w:t>
+        <w:t>1 teaspoon garlic powder</w:t>
         <w:br/>
-        <w:t>Mr. Lopez Romo said: ''The question we're asking is, What is the source of the money and where is the cash?'' Mr. Lopez Romo said. ''The money we have recovered is minimal.''</w:t>
+        <w:t>1 teaspoon onion powder</w:t>
         <w:br/>
-        <w:t>Two residents acknowledged that F.B.I. agents had combed the streets, but said they knew nothing about any money, buried or otherwise. A man with a brand-new Cadillac in front of a rundown house smiled politely and said: ''I don't know anything. I'm just visiting.'' To further questions, he simply smiled.</w:t>
+        <w:t xml:space="preserve"> 1/2 teaspoon freshly ground black pepper</w:t>
         <w:br/>
-        <w:t>Luis Oliveira, 18 years old, said F.B.I. agents ''had been ''looking high and low'' in the neighborhood. But he said he knew nothing about the missing money, though he added, that if he did he would not broadcast it.</w:t>
+        <w:t>1 teaspoon kosher salt</w:t>
         <w:br/>
-        <w:t>''Let me tell you,'' he said, '' if I found $2 million, you'd never know about it.''</w:t>
+        <w:t>3 1/2 cups vegetable oil</w:t>
         <w:br/>
-        <w:t xml:space="preserve"> </w:t>
+        <w:t>2 large Idaho potatoes, peeled and cut into matchsticks (see note)</w:t>
         <w:br/>
-        <w:t>'Be Careful of Rumors'</w:t>
+        <w:t>2 to 2 1/2 pounds beef tenderloin, cut crosswise into 12 slices</w:t>
         <w:br/>
-        <w:t>Such reticence did not surprise a woman in her 30's who gave her name only as Mary. She was one of several women in at the Black Angus, said to be one of the toughest late-night bars in nearby San Juan.</w:t>
+        <w:t>6 tablespoons extra virgin olive oil</w:t>
         <w:br/>
-        <w:t>''Look, honey, if it has to do with drugs or the cops, I'd know about it,'' Mary said. After a pause, she added: ''You've got to be careful of rumors in this town. A lot of people will give you a dumb story.'' A handful of unsmiling men in gold chains looked on.</w:t>
+        <w:t>2 large onions, peeled and cut into 1/4-inch slices</w:t>
         <w:br/>
-        <w:t>Alina Bloom, a spokeswoman for the local office of the F.B.I., said she could not comment on the buried treasure of Vega Baja. ''Our investigation is continuing,'' she said.</w:t>
+        <w:t>8 teaspoons (1 stick) unsalted butter</w:t>
         <w:br/>
-        <w:t>And then, like just about everybody else who was interviewed, she lapsed into silence.</w:t>
+        <w:t>2 1/2 tablespoons white vinegar</w:t>
+        <w:br/>
+        <w:t>2 cups beef stock or canned beef broth.</w:t>
+        <w:br/>
+        <w:t>1. Prepare adobo spice mixture: In a small bowl, combine cumin, oregano, garlic powder, onion powder, black pepper and salt. Set aside.</w:t>
+        <w:br/>
+        <w:t>2. Preheat oven to 250 degrees. Line a baking sheet with paper towels. In a large skillet over medium-high heat, heat vegetable oil. Add potatoes and fry, stirring, until well browned. Use a slotted spatula to transfer potatoes to baking sheet to drain briefly. Discard paper towels and transfer potatoes to oven to keep warm.</w:t>
+        <w:br/>
+        <w:t>3. Place a sheet of plastic wrap over a slice of beef, and pound thin. Season generously with adobo, and set aside. Repeat with remaining beef. In a large skillet over high heat, heat olive oil and add onions. Saute until browned to taste.</w:t>
+        <w:br/>
+        <w:t>4. Add butter, vinegar and beef stock. When butter has melted, stir to mix well. Add seasoned beef slices over onions in skillet; slices may overlap. Cover pan tightly, and cook until beef has browned, about 2 minutes.</w:t>
+        <w:br/>
+        <w:t>5. To serve, place a slice of beef on a plate, top with some onions, another slice of beef, onions and a third slice of beef. Repeat on three other plates. Place a portion of matchstick fries on top of each mound of beef, and drizzle plate with sauce from skillet. If desired, serve with rice and beans and fried plantains.</w:t>
+        <w:br/>
+        <w:t>Yield: 4 servings.</w:t>
+        <w:br/>
+        <w:t>Note: Potatoes may be cut using a mandoline, or by slicing by hand into 1/8-inch slices, then into 1/8-inch-wide matchsticks.</w:t>
+        <w:br/>
+        <w:br/>
+        <w:t>http://www.nytimes.com</w:t>
         <w:br/>
         <w:br/>
         <w:t>Graphic</w:t>
@@ -131,7 +226,7 @@
         <w:br/>
         <w:t xml:space="preserve"> </w:t>
         <w:br/>
-        <w:t>Map of Puerto Rico showing location of Vega Maja (pg. A20)</w:t>
+        <w:t>Photos: CARIBBEAN FLAVOR -- Su Casa in Dorado, P.R., where Alfredo Ayala serves local dishes. (Laura Magruder for The New York Times)(pg. F1); LOCAL SPICE -- Left, the ingredients for sofrito, the seasoning that gives Puerto Rican cuisine its particular flavor. Wilo Benet, center, chef and owner of Pikayo. Right, pigs' feet with rice and plantains at La Casita Blanca. (Photographs by Laura Magruder for The New York Times)(pg. F8)</w:t>
       </w:r>
     </w:p>
     <w:sectPr>
